--- a/tillsyn/A 53849-2022 tillsynsbegäran.docx
+++ b/tillsyn/A 53849-2022 tillsynsbegäran.docx
@@ -2956,7 +2956,7 @@
     <w:r>
       <w:tab/>
       <w:tab/>
-      <w:t>2026-09-14</w:t>
+      <w:t>2026-09-15</w:t>
       <w:br/>
       <w:br/>
     </w:r>

--- a/tillsyn/A 53849-2022 tillsynsbegäran.docx
+++ b/tillsyn/A 53849-2022 tillsynsbegäran.docx
@@ -2956,7 +2956,7 @@
     <w:r>
       <w:tab/>
       <w:tab/>
-      <w:t>2026-09-15</w:t>
+      <w:t>2026-09-16</w:t>
       <w:br/>
       <w:br/>
     </w:r>

--- a/tillsyn/A 53849-2022 tillsynsbegäran.docx
+++ b/tillsyn/A 53849-2022 tillsynsbegäran.docx
@@ -2956,7 +2956,7 @@
     <w:r>
       <w:tab/>
       <w:tab/>
-      <w:t>2026-09-16</w:t>
+      <w:t>2026-09-17</w:t>
       <w:br/>
       <w:br/>
     </w:r>

--- a/tillsyn/A 53849-2022 tillsynsbegäran.docx
+++ b/tillsyn/A 53849-2022 tillsynsbegäran.docx
@@ -22,7 +22,7 @@
       <w:r>
         <w:drawing>
           <wp:inline xmlns:a="http://schemas.openxmlformats.org/drawingml/2006/main" xmlns:pic="http://schemas.openxmlformats.org/drawingml/2006/picture">
-            <wp:extent cx="5486400" cy="4454060"/>
+            <wp:extent cx="5486400" cy="4453753"/>
             <wp:docPr id="1" name="Picture 1"/>
             <wp:cNvGraphicFramePr>
               <a:graphicFrameLocks noChangeAspect="1"/>
@@ -43,7 +43,7 @@
                   <pic:spPr>
                     <a:xfrm>
                       <a:off x="0" y="0"/>
-                      <a:ext cx="5486400" cy="4454060"/>
+                      <a:ext cx="5486400" cy="4453753"/>
                     </a:xfrm>
                     <a:prstGeom prst="rect"/>
                   </pic:spPr>
@@ -2956,7 +2956,7 @@
     <w:r>
       <w:tab/>
       <w:tab/>
-      <w:t>2026-09-17</w:t>
+      <w:t>2026-09-18</w:t>
       <w:br/>
       <w:br/>
     </w:r>

--- a/tillsyn/A 53849-2022 tillsynsbegäran.docx
+++ b/tillsyn/A 53849-2022 tillsynsbegäran.docx
@@ -2956,7 +2956,7 @@
     <w:r>
       <w:tab/>
       <w:tab/>
-      <w:t>2026-09-18</w:t>
+      <w:t>2026-09-19</w:t>
       <w:br/>
       <w:br/>
     </w:r>

--- a/tillsyn/A 53849-2022 tillsynsbegäran.docx
+++ b/tillsyn/A 53849-2022 tillsynsbegäran.docx
@@ -2956,7 +2956,7 @@
     <w:r>
       <w:tab/>
       <w:tab/>
-      <w:t>2026-09-19</w:t>
+      <w:t>2026-09-21</w:t>
       <w:br/>
       <w:br/>
     </w:r>

--- a/tillsyn/A 53849-2022 tillsynsbegäran.docx
+++ b/tillsyn/A 53849-2022 tillsynsbegäran.docx
@@ -2956,7 +2956,7 @@
     <w:r>
       <w:tab/>
       <w:tab/>
-      <w:t>2026-09-21</w:t>
+      <w:t>2026-09-23</w:t>
       <w:br/>
       <w:br/>
     </w:r>

--- a/tillsyn/A 53849-2022 tillsynsbegäran.docx
+++ b/tillsyn/A 53849-2022 tillsynsbegäran.docx
@@ -2956,7 +2956,7 @@
     <w:r>
       <w:tab/>
       <w:tab/>
-      <w:t>2026-09-23</w:t>
+      <w:t>2026-09-24</w:t>
       <w:br/>
       <w:br/>
     </w:r>

--- a/tillsyn/A 53849-2022 tillsynsbegäran.docx
+++ b/tillsyn/A 53849-2022 tillsynsbegäran.docx
@@ -2956,7 +2956,7 @@
     <w:r>
       <w:tab/>
       <w:tab/>
-      <w:t>2026-09-24</w:t>
+      <w:t>2026-09-25</w:t>
       <w:br/>
       <w:br/>
     </w:r>

--- a/tillsyn/A 53849-2022 tillsynsbegäran.docx
+++ b/tillsyn/A 53849-2022 tillsynsbegäran.docx
@@ -2956,7 +2956,7 @@
     <w:r>
       <w:tab/>
       <w:tab/>
-      <w:t>2026-09-25</w:t>
+      <w:t>2026-09-26</w:t>
       <w:br/>
       <w:br/>
     </w:r>

--- a/tillsyn/A 53849-2022 tillsynsbegäran.docx
+++ b/tillsyn/A 53849-2022 tillsynsbegäran.docx
@@ -2956,7 +2956,7 @@
     <w:r>
       <w:tab/>
       <w:tab/>
-      <w:t>2026-09-26</w:t>
+      <w:t>2026-09-27</w:t>
       <w:br/>
       <w:br/>
     </w:r>

--- a/tillsyn/A 53849-2022 tillsynsbegäran.docx
+++ b/tillsyn/A 53849-2022 tillsynsbegäran.docx
@@ -2956,7 +2956,7 @@
     <w:r>
       <w:tab/>
       <w:tab/>
-      <w:t>2026-09-27</w:t>
+      <w:t>2026-09-28</w:t>
       <w:br/>
       <w:br/>
     </w:r>

--- a/tillsyn/A 53849-2022 tillsynsbegäran.docx
+++ b/tillsyn/A 53849-2022 tillsynsbegäran.docx
@@ -2956,7 +2956,7 @@
     <w:r>
       <w:tab/>
       <w:tab/>
-      <w:t>2026-09-28</w:t>
+      <w:t>2026-09-29</w:t>
       <w:br/>
       <w:br/>
     </w:r>

--- a/tillsyn/A 53849-2022 tillsynsbegäran.docx
+++ b/tillsyn/A 53849-2022 tillsynsbegäran.docx
@@ -2956,7 +2956,7 @@
     <w:r>
       <w:tab/>
       <w:tab/>
-      <w:t>2026-09-29</w:t>
+      <w:t>2026-09-30</w:t>
       <w:br/>
       <w:br/>
     </w:r>

--- a/tillsyn/A 53849-2022 tillsynsbegäran.docx
+++ b/tillsyn/A 53849-2022 tillsynsbegäran.docx
@@ -22,7 +22,7 @@
       <w:r>
         <w:drawing>
           <wp:inline xmlns:a="http://schemas.openxmlformats.org/drawingml/2006/main" xmlns:pic="http://schemas.openxmlformats.org/drawingml/2006/picture">
-            <wp:extent cx="5486400" cy="4453753"/>
+            <wp:extent cx="5486400" cy="4456853"/>
             <wp:docPr id="1" name="Picture 1"/>
             <wp:cNvGraphicFramePr>
               <a:graphicFrameLocks noChangeAspect="1"/>
@@ -43,7 +43,7 @@
                   <pic:spPr>
                     <a:xfrm>
                       <a:off x="0" y="0"/>
-                      <a:ext cx="5486400" cy="4453753"/>
+                      <a:ext cx="5486400" cy="4456853"/>
                     </a:xfrm>
                     <a:prstGeom prst="rect"/>
                   </pic:spPr>
@@ -65,7 +65,7 @@
     </w:p>
     <w:p>
       <w:r>
-        <w:t>I och inom 25 meter från avverkningsanmälan finns fynd av 57 naturvårdsarter, varav 28 är rödlistade, 22 är fridlysta, 33 är typiska (T) och 13 är signalarter (S): garnlav (VU, T), gränsticka (VU, T), grönfink (VU, §4), knärot (VU, T, §8), doftskinn (NT, T), dropptaggsvamp (NT, T), duvhök (NT, §4), gropticka (NT, T), grönhjon (NT), hängticka (NT), kattfotslav (NT, T), kådvaxskinn (NT), kötticka (NT), lavskrika (NT, T, §4), luddfingersvamp (NT), lunglav (NT, T), mindre hackspett (NT, T, §4), motaggsvamp (NT, T), rosenticka (NT, T), rynkskinn (NT, T), skogshare (NT), tallticka (NT, T), talltita (NT, §4), tretåig hackspett (NT, T, §4), ullticka (NT, T), vaddporing (NT), violettgrå tagellav (NT, T), vitgrynig nållav (NT), bollvitmossa (S, T), bronshjon (S, T), mindre märgborre (S, T), norrlandslav (S, T), nästlav (S, T), rödgul trumpetsvamp (S), sotriska (S), svavelriska (S), thomsons trägnagare (S), trådticka (S, T), tvåblad (S, §8), vedticka (S, T), vågbandad barkbock (S), blåsippa (T, §9), gråsiska (T, §4), gråspett (T, §4), järpe (T, §4), ormbär (T), spillkråka (T, §4), tjäder (T, §4), tofsmes (T, §4), vitsippa (T), grönsiska (§4), kungsfågel (§4), vanlig groda (§6), fläcknycklar (§8), nattviol (§8), gullviva (§9) och revlummer (§9). Se Figur 1.</w:t>
+        <w:t>I och inom 25 meter från avverkningsanmälan finns fynd av 58 naturvårdsarter, varav 29 är rödlistade, 22 är fridlysta, 33 är typiska (T) och 13 är signalarter (S): garnlav (VU, T), gränsticka (VU, T), grönfink (VU, §4), knärot (VU, T, §8), doftskinn (NT, T), dropptaggsvamp (NT, T), duvhök (NT, §4), gropticka (NT, T), grönhjon (NT), hängticka (NT), kattfotslav (NT, T), kådvaxskinn (NT), kötticka (NT), lavskrika (NT, T, §4), luddfingersvamp (NT), lunglav (NT, T), mindre hackspett (NT, T, §4), motaggsvamp (NT, T), rosenticka (NT, T), rynkskinn (NT, T), skogshare (NT), tallkötticka (NT), tallticka (NT, T), talltita (NT, §4), tretåig hackspett (NT, T, §4), ullticka (NT, T), vaddporing (NT), violettgrå tagellav (NT, T), vitgrynig nållav (NT), bollvitmossa (S, T), bronshjon (S, T), mindre märgborre (S, T), norrlandslav (S, T), nästlav (S, T), rödgul trumpetsvamp (S), sotriska (S), svavelriska (S), thomsons trägnagare (S), trådticka (S, T), tvåblad (S, §8), vedticka (S, T), vågbandad barkbock (S), blåsippa (T, §9), gråsiska (T, §4), gråspett (T, §4), järpe (T, §4), ormbär (T), spillkråka (T, §4), tjäder (T, §4), tofsmes (T, §4), vitsippa (T), grönsiska (§4), kungsfågel (§4), vanlig groda (§6), fläcknycklar (§8), nattviol (§8), gullviva (§9) och revlummer (§9). Se Figur 1.</w:t>
       </w:r>
     </w:p>
     <w:p>
@@ -589,6 +589,26 @@
       </w:r>
       <w:r>
         <w:t xml:space="preserve"> (Nitare &amp; Skogsstyrelsen, 2019; SLU Artdatabanken, 2026).</w:t>
+      </w:r>
+    </w:p>
+    <w:p>
+      <w:r>
+        <w:rPr>
+          <w:b/>
+        </w:rPr>
+        <w:t>Tallkötticka (NT)</w:t>
+      </w:r>
+      <w:r>
+        <w:t xml:space="preserve"> är tallens kötticka och har ofta ett mer resupinat växtsätt än den granlevande köttickan </w:t>
+      </w:r>
+      <w:r>
+        <w:rPr>
+          <w:i/>
+        </w:rPr>
+        <w:t>Leptoporus mollis</w:t>
+      </w:r>
+      <w:r>
+        <w:t>. Artens förekomstarea och utbredning i Sverige är inte känd, men utifrån de fynd som rapporteras av kötticka på tall verkar den vara mer ovanlig än den granlevande. Den totala populationen bedöms därför ha minskat under de senaste 30 åren och fortsätter att minska i takt med att kontinuitetsskogar (skogar som inte kalavverkats) minskar i areal, samtidigt som att lämpliga miljöer inte återskapas i samma takt. Minskningstakten för den svenska populationen bedöms vara nära gränsvärdet för Sårbar (VU). (A2c+3c+4c) (SLU Artdatabanken, 2024; Nitare &amp; Skogsstyrelsen, 2019).</w:t>
       </w:r>
     </w:p>
     <w:p>
@@ -2956,7 +2976,7 @@
     <w:r>
       <w:tab/>
       <w:tab/>
-      <w:t>2026-09-30</w:t>
+      <w:t>2026-10-01</w:t>
       <w:br/>
       <w:br/>
     </w:r>

--- a/tillsyn/A 53849-2022 tillsynsbegäran.docx
+++ b/tillsyn/A 53849-2022 tillsynsbegäran.docx
@@ -22,7 +22,7 @@
       <w:r>
         <w:drawing>
           <wp:inline xmlns:a="http://schemas.openxmlformats.org/drawingml/2006/main" xmlns:pic="http://schemas.openxmlformats.org/drawingml/2006/picture">
-            <wp:extent cx="5486400" cy="4456853"/>
+            <wp:extent cx="5486400" cy="4509535"/>
             <wp:docPr id="1" name="Picture 1"/>
             <wp:cNvGraphicFramePr>
               <a:graphicFrameLocks noChangeAspect="1"/>
@@ -43,7 +43,7 @@
                   <pic:spPr>
                     <a:xfrm>
                       <a:off x="0" y="0"/>
-                      <a:ext cx="5486400" cy="4456853"/>
+                      <a:ext cx="5486400" cy="4509535"/>
                     </a:xfrm>
                     <a:prstGeom prst="rect"/>
                   </pic:spPr>
@@ -65,7 +65,7 @@
     </w:p>
     <w:p>
       <w:r>
-        <w:t>I och inom 25 meter från avverkningsanmälan finns fynd av 58 naturvårdsarter, varav 29 är rödlistade, 22 är fridlysta, 33 är typiska (T) och 13 är signalarter (S): garnlav (VU, T), gränsticka (VU, T), grönfink (VU, §4), knärot (VU, T, §8), doftskinn (NT, T), dropptaggsvamp (NT, T), duvhök (NT, §4), gropticka (NT, T), grönhjon (NT), hängticka (NT), kattfotslav (NT, T), kådvaxskinn (NT), kötticka (NT), lavskrika (NT, T, §4), luddfingersvamp (NT), lunglav (NT, T), mindre hackspett (NT, T, §4), motaggsvamp (NT, T), rosenticka (NT, T), rynkskinn (NT, T), skogshare (NT), tallkötticka (NT), tallticka (NT, T), talltita (NT, §4), tretåig hackspett (NT, T, §4), ullticka (NT, T), vaddporing (NT), violettgrå tagellav (NT, T), vitgrynig nållav (NT), bollvitmossa (S, T), bronshjon (S, T), mindre märgborre (S, T), norrlandslav (S, T), nästlav (S, T), rödgul trumpetsvamp (S), sotriska (S), svavelriska (S), thomsons trägnagare (S), trådticka (S, T), tvåblad (S, §8), vedticka (S, T), vågbandad barkbock (S), blåsippa (T, §9), gråsiska (T, §4), gråspett (T, §4), järpe (T, §4), ormbär (T), spillkråka (T, §4), tjäder (T, §4), tofsmes (T, §4), vitsippa (T), grönsiska (§4), kungsfågel (§4), vanlig groda (§6), fläcknycklar (§8), nattviol (§8), gullviva (§9) och revlummer (§9). Se Figur 1.</w:t>
+        <w:t>I och inom 25 meter från avverkningsanmälan finns fynd av 62 naturvårdsarter, varav 29 är rödlistade, 23 är fridlysta, 37 är typiska (T) och 13 är signalarter (S): garnlav (VU, T), gränsticka (VU, T), grönfink (VU, §4), knärot (VU, T, §8), doftskinn (NT, T), dropptaggsvamp (NT, T), duvhök (NT, §4), gropticka (NT, T), grönhjon (NT), hängticka (NT), kattfotslav (NT, T), kådvaxskinn (NT), kötticka (NT), lavskrika (NT, T, §4), luddfingersvamp (NT), lunglav (NT, T), mindre hackspett (NT, T, §4), motaggsvamp (NT, T), rosenticka (NT, T), rynkskinn (NT, T), skogshare (NT), tallkötticka (NT), tallticka (NT, T), talltita (NT, §4), tretåig hackspett (NT, T, §4), ullticka (NT, T), vaddporing (NT), violettgrå tagellav (NT, T), vitgrynig nållav (NT), bollvitmossa (S, T), bronshjon (S, T), mindre märgborre (S, T), norrlandslav (S, T), nästlav (S, T), rödgul trumpetsvamp (S), sotriska (S), svavelriska (S), thomsons trägnagare (S), trådticka (S, T), tvåblad (S, §8), vedticka (S, T), vågbandad barkbock (S), bergfink (T, §4), blåsippa (T, §9), gråsiska (T, §4), gråspett (T, §4), järpe (T, §4), kransmossa (T), linnea (T), ormbär (T), skogsstjärna (T), spillkråka (T, §4), tjäder (T, §4), tofsmes (T, §4), vitsippa (T), grönsiska (§4), kungsfågel (§4), vanlig groda (§6), fläcknycklar (§8), nattviol (§8), gullviva (§9) och revlummer (§9). Se Figur 1.</w:t>
       </w:r>
     </w:p>
     <w:p>
@@ -981,6 +981,26 @@
         <w:rPr>
           <w:b/>
         </w:rPr>
+        <w:t>Bergfink (§4)</w:t>
+      </w:r>
+      <w:r>
+        <w:t xml:space="preserve"> häckar i barr- och blandskog samt i fjällbjörkskog. Den förekommer i Norrland, västra Dalarna och norra Värmland samt sparsamt till sällsynt vidare söderut till mellersta Värmland, norra Västmanland och södra Gästrikland. Bergfink är typisk art för </w:t>
+      </w:r>
+      <w:r>
+        <w:rPr>
+          <w:i/>
+        </w:rPr>
+        <w:t>9040 Fjällbjörkskog</w:t>
+      </w:r>
+      <w:r>
+        <w:t xml:space="preserve"> (SLU Artdatabanken, 2025).</w:t>
+      </w:r>
+    </w:p>
+    <w:p>
+      <w:r>
+        <w:rPr>
+          <w:b/>
+        </w:rPr>
         <w:t>Blåsippa (§9)</w:t>
       </w:r>
       <w:r>
@@ -1079,6 +1099,55 @@
         <w:rPr>
           <w:b/>
         </w:rPr>
+        <w:t>Kransmossa</w:t>
+      </w:r>
+      <w:r>
+        <w:t xml:space="preserve"> är typisk art för </w:t>
+      </w:r>
+      <w:r>
+        <w:rPr>
+          <w:i/>
+        </w:rPr>
+        <w:t xml:space="preserve">9050 Näringsrik granskog </w:t>
+      </w:r>
+      <w:r>
+        <w:t xml:space="preserve">och </w:t>
+      </w:r>
+      <w:r>
+        <w:rPr>
+          <w:i/>
+        </w:rPr>
+        <w:t xml:space="preserve">6170 Alpina kalkgräsmarker </w:t>
+      </w:r>
+      <w:r>
+        <w:t>(SLU Artdatabanken, 2025).</w:t>
+      </w:r>
+    </w:p>
+    <w:p>
+      <w:r>
+        <w:rPr>
+          <w:b/>
+        </w:rPr>
+        <w:t xml:space="preserve">Linnea </w:t>
+      </w:r>
+      <w:r>
+        <w:t xml:space="preserve">är typisk art för </w:t>
+      </w:r>
+      <w:r>
+        <w:rPr>
+          <w:i/>
+        </w:rPr>
+        <w:t>9010 Taiga</w:t>
+      </w:r>
+      <w:r>
+        <w:t>. På linnea kan man hitta sporsäcksvampen linnealudd (SLU Artdatabanken, 2025).</w:t>
+      </w:r>
+    </w:p>
+    <w:p>
+      <w:r>
+        <w:rPr>
+          <w:b/>
+        </w:rPr>
         <w:t>Ormbär</w:t>
       </w:r>
       <w:r>
@@ -1089,6 +1158,26 @@
           <w:i/>
         </w:rPr>
         <w:t xml:space="preserve">9050 Näringsrik granskog </w:t>
+      </w:r>
+      <w:r>
+        <w:t>(SLU Artdatabanken, 2025).</w:t>
+      </w:r>
+    </w:p>
+    <w:p>
+      <w:r>
+        <w:rPr>
+          <w:b/>
+        </w:rPr>
+        <w:t xml:space="preserve">Skogsstjärna </w:t>
+      </w:r>
+      <w:r>
+        <w:t xml:space="preserve">är typisk art för </w:t>
+      </w:r>
+      <w:r>
+        <w:rPr>
+          <w:i/>
+        </w:rPr>
+        <w:t xml:space="preserve">9190 Näringsfattig ekskog </w:t>
       </w:r>
       <w:r>
         <w:t>(SLU Artdatabanken, 2025).</w:t>
@@ -1258,7 +1347,7 @@
     </w:p>
     <w:p>
       <w:r>
-        <w:t>Följande typiska arter har sina livsmiljöer och växtplatser i den avverkningsanmälda skogen: garnlav (VU, T), gränsticka (VU, T), knärot (VU, T, §8), doftskinn (NT, T), dropptaggsvamp (NT, T), gropticka (NT, T), kattfotslav (NT, T), lavskrika (NT, T, §4), lunglav (NT, T), mindre hackspett (NT, T, §4), motaggsvamp (NT, T), rosenticka (NT, T), rynkskinn (NT, T), tallticka (NT, T), tretåig hackspett (NT, T, §4), ullticka (NT, T), violettgrå tagellav (NT, T), bollvitmossa (S, T), bronshjon (S, T), mindre märgborre (S, T), norrlandslav (S, T), nästlav (S, T), trådticka (S, T), vedticka (S, T), blåsippa (T, §9), gråsiska (T, §4), gråspett (T, §4), järpe (T, §4), ormbär (T), spillkråka (T, §4), tjäder (T, §4), tofsmes (T, §4) och vitsippa (T).</w:t>
+        <w:t>Följande typiska arter har sina livsmiljöer och växtplatser i den avverkningsanmälda skogen: garnlav (VU, T), gränsticka (VU, T), knärot (VU, T, §8), doftskinn (NT, T), dropptaggsvamp (NT, T), gropticka (NT, T), kattfotslav (NT, T), lavskrika (NT, T, §4), lunglav (NT, T), mindre hackspett (NT, T, §4), motaggsvamp (NT, T), rosenticka (NT, T), rynkskinn (NT, T), tallticka (NT, T), tretåig hackspett (NT, T, §4), ullticka (NT, T), violettgrå tagellav (NT, T), bollvitmossa (S, T), bronshjon (S, T), mindre märgborre (S, T), norrlandslav (S, T), nästlav (S, T), trådticka (S, T), vedticka (S, T), bergfink (T, §4), blåsippa (T, §9), gråsiska (T, §4), gråspett (T, §4), järpe (T, §4), kransmossa (T), linnea (T), ormbär (T), skogsstjärna (T), spillkråka (T, §4), tjäder (T, §4), tofsmes (T, §4) och vitsippa (T).</w:t>
       </w:r>
     </w:p>
     <w:p>
@@ -2976,7 +3065,7 @@
     <w:r>
       <w:tab/>
       <w:tab/>
-      <w:t>2026-10-01</w:t>
+      <w:t>2026-10-02</w:t>
       <w:br/>
       <w:br/>
     </w:r>

--- a/tillsyn/A 53849-2022 tillsynsbegäran.docx
+++ b/tillsyn/A 53849-2022 tillsynsbegäran.docx
@@ -3065,7 +3065,7 @@
     <w:r>
       <w:tab/>
       <w:tab/>
-      <w:t>2026-10-02</w:t>
+      <w:t>2026-10-03</w:t>
       <w:br/>
       <w:br/>
     </w:r>

--- a/tillsyn/A 53849-2022 tillsynsbegäran.docx
+++ b/tillsyn/A 53849-2022 tillsynsbegäran.docx
@@ -3065,7 +3065,7 @@
     <w:r>
       <w:tab/>
       <w:tab/>
-      <w:t>2026-10-03</w:t>
+      <w:t>2026-10-04</w:t>
       <w:br/>
       <w:br/>
     </w:r>

--- a/tillsyn/A 53849-2022 tillsynsbegäran.docx
+++ b/tillsyn/A 53849-2022 tillsynsbegäran.docx
@@ -3065,7 +3065,7 @@
     <w:r>
       <w:tab/>
       <w:tab/>
-      <w:t>2026-10-04</w:t>
+      <w:t>2026-10-05</w:t>
       <w:br/>
       <w:br/>
     </w:r>

--- a/tillsyn/A 53849-2022 tillsynsbegäran.docx
+++ b/tillsyn/A 53849-2022 tillsynsbegäran.docx
@@ -3065,7 +3065,7 @@
     <w:r>
       <w:tab/>
       <w:tab/>
-      <w:t>2026-10-05</w:t>
+      <w:t>2026-10-06</w:t>
       <w:br/>
       <w:br/>
     </w:r>

--- a/tillsyn/A 53849-2022 tillsynsbegäran.docx
+++ b/tillsyn/A 53849-2022 tillsynsbegäran.docx
@@ -3065,7 +3065,7 @@
     <w:r>
       <w:tab/>
       <w:tab/>
-      <w:t>2026-10-06</w:t>
+      <w:t>2026-10-07</w:t>
       <w:br/>
       <w:br/>
     </w:r>

--- a/tillsyn/A 53849-2022 tillsynsbegäran.docx
+++ b/tillsyn/A 53849-2022 tillsynsbegäran.docx
@@ -22,7 +22,7 @@
       <w:r>
         <w:drawing>
           <wp:inline xmlns:a="http://schemas.openxmlformats.org/drawingml/2006/main" xmlns:pic="http://schemas.openxmlformats.org/drawingml/2006/picture">
-            <wp:extent cx="5486400" cy="4509535"/>
+            <wp:extent cx="5486400" cy="4507980"/>
             <wp:docPr id="1" name="Picture 1"/>
             <wp:cNvGraphicFramePr>
               <a:graphicFrameLocks noChangeAspect="1"/>
@@ -43,7 +43,7 @@
                   <pic:spPr>
                     <a:xfrm>
                       <a:off x="0" y="0"/>
-                      <a:ext cx="5486400" cy="4509535"/>
+                      <a:ext cx="5486400" cy="4507980"/>
                     </a:xfrm>
                     <a:prstGeom prst="rect"/>
                   </pic:spPr>
@@ -65,7 +65,7 @@
     </w:p>
     <w:p>
       <w:r>
-        <w:t>I och inom 25 meter från avverkningsanmälan finns fynd av 62 naturvårdsarter, varav 29 är rödlistade, 23 är fridlysta, 37 är typiska (T) och 13 är signalarter (S): garnlav (VU, T), gränsticka (VU, T), grönfink (VU, §4), knärot (VU, T, §8), doftskinn (NT, T), dropptaggsvamp (NT, T), duvhök (NT, §4), gropticka (NT, T), grönhjon (NT), hängticka (NT), kattfotslav (NT, T), kådvaxskinn (NT), kötticka (NT), lavskrika (NT, T, §4), luddfingersvamp (NT), lunglav (NT, T), mindre hackspett (NT, T, §4), motaggsvamp (NT, T), rosenticka (NT, T), rynkskinn (NT, T), skogshare (NT), tallkötticka (NT), tallticka (NT, T), talltita (NT, §4), tretåig hackspett (NT, T, §4), ullticka (NT, T), vaddporing (NT), violettgrå tagellav (NT, T), vitgrynig nållav (NT), bollvitmossa (S, T), bronshjon (S, T), mindre märgborre (S, T), norrlandslav (S, T), nästlav (S, T), rödgul trumpetsvamp (S), sotriska (S), svavelriska (S), thomsons trägnagare (S), trådticka (S, T), tvåblad (S, §8), vedticka (S, T), vågbandad barkbock (S), bergfink (T, §4), blåsippa (T, §9), gråsiska (T, §4), gråspett (T, §4), järpe (T, §4), kransmossa (T), linnea (T), ormbär (T), skogsstjärna (T), spillkråka (T, §4), tjäder (T, §4), tofsmes (T, §4), vitsippa (T), grönsiska (§4), kungsfågel (§4), vanlig groda (§6), fläcknycklar (§8), nattviol (§8), gullviva (§9) och revlummer (§9). Se Figur 1.</w:t>
+        <w:t>I och inom 25 meter från avverkningsanmälan finns fynd av 63 naturvårdsarter, varav 30 är rödlistade, 23 är fridlysta, 38 är typiska (T) och 13 är signalarter (S): garnlav (VU, T), gräddporing (VU, T), gränsticka (VU, T), grönfink (VU, §4), knärot (VU, T, §8), doftskinn (NT, T), dropptaggsvamp (NT, T), duvhök (NT, §4), gropticka (NT, T), grönhjon (NT), hängticka (NT), kattfotslav (NT, T), kådvaxskinn (NT), kötticka (NT), lavskrika (NT, T, §4), luddfingersvamp (NT), lunglav (NT, T), mindre hackspett (NT, T, §4), motaggsvamp (NT, T), rosenticka (NT, T), rynkskinn (NT, T), skogshare (NT), tallkötticka (NT), tallticka (NT, T), talltita (NT, §4), tretåig hackspett (NT, T, §4), ullticka (NT, T), vaddporing (NT), violettgrå tagellav (NT, T), vitgrynig nållav (NT), bollvitmossa (S, T), bronshjon (S, T), mindre märgborre (S, T), norrlandslav (S, T), nästlav (S, T), rödgul trumpetsvamp (S), sotriska (S), svavelriska (S), thomsons trägnagare (S), trådticka (S, T), tvåblad (S, §8), vedticka (S, T), vågbandad barkbock (S), bergfink (T, §4), blåsippa (T, §9), gråsiska (T, §4), gråspett (T, §4), järpe (T, §4), kransmossa (T), linnea (T), ormbär (T), skogsstjärna (T), spillkråka (T, §4), tjäder (T, §4), tofsmes (T, §4), vitsippa (T), grönsiska (§4), kungsfågel (§4), vanlig groda (§6), fläcknycklar (§8), nattviol (§8), gullviva (§9) och revlummer (§9). Se Figur 1.</w:t>
       </w:r>
     </w:p>
     <w:p>
@@ -131,6 +131,26 @@
       </w:r>
       <w:r>
         <w:t xml:space="preserve"> (SLU Artdatabanken, 2026).</w:t>
+      </w:r>
+    </w:p>
+    <w:p>
+      <w:r>
+        <w:rPr>
+          <w:b/>
+        </w:rPr>
+        <w:t>Gräddporing (VU)</w:t>
+      </w:r>
+      <w:r>
+        <w:t xml:space="preserve"> växer nästan enbart i urskogsartad barrskog på gamla, kraftigt murkna, grova och mossbelupna tallågor i något fuktiga och skuggiga lägen. Arten är placerad högst upp i Skogsstyrelsens värdepyramid för bedömning av skog med höga naturvärden och indikerar gamla och relativt orörda tallnaturskogar med höga naturvärden där det under låg tid kontinuerligt funnits inslag av grova tallågor. För att på sikt hejda artens vikande trend behöver merparten av gräddporingens nu kända växtplatser undantas från skogsbruk. Gräddporing är typisk art för </w:t>
+      </w:r>
+      <w:r>
+        <w:rPr>
+          <w:i/>
+        </w:rPr>
+        <w:t>9010 Taiga</w:t>
+      </w:r>
+      <w:r>
+        <w:t xml:space="preserve"> (SLU Artdatabanken, 2024; Nitare &amp; Skogsstyrelsen, 2019).</w:t>
       </w:r>
     </w:p>
     <w:p>
@@ -1347,7 +1367,7 @@
     </w:p>
     <w:p>
       <w:r>
-        <w:t>Följande typiska arter har sina livsmiljöer och växtplatser i den avverkningsanmälda skogen: garnlav (VU, T), gränsticka (VU, T), knärot (VU, T, §8), doftskinn (NT, T), dropptaggsvamp (NT, T), gropticka (NT, T), kattfotslav (NT, T), lavskrika (NT, T, §4), lunglav (NT, T), mindre hackspett (NT, T, §4), motaggsvamp (NT, T), rosenticka (NT, T), rynkskinn (NT, T), tallticka (NT, T), tretåig hackspett (NT, T, §4), ullticka (NT, T), violettgrå tagellav (NT, T), bollvitmossa (S, T), bronshjon (S, T), mindre märgborre (S, T), norrlandslav (S, T), nästlav (S, T), trådticka (S, T), vedticka (S, T), bergfink (T, §4), blåsippa (T, §9), gråsiska (T, §4), gråspett (T, §4), järpe (T, §4), kransmossa (T), linnea (T), ormbär (T), skogsstjärna (T), spillkråka (T, §4), tjäder (T, §4), tofsmes (T, §4) och vitsippa (T).</w:t>
+        <w:t>Följande typiska arter har sina livsmiljöer och växtplatser i den avverkningsanmälda skogen: garnlav (VU, T), gräddporing (VU, T), gränsticka (VU, T), knärot (VU, T, §8), doftskinn (NT, T), dropptaggsvamp (NT, T), gropticka (NT, T), kattfotslav (NT, T), lavskrika (NT, T, §4), lunglav (NT, T), mindre hackspett (NT, T, §4), motaggsvamp (NT, T), rosenticka (NT, T), rynkskinn (NT, T), tallticka (NT, T), tretåig hackspett (NT, T, §4), ullticka (NT, T), violettgrå tagellav (NT, T), bollvitmossa (S, T), bronshjon (S, T), mindre märgborre (S, T), norrlandslav (S, T), nästlav (S, T), trådticka (S, T), vedticka (S, T), bergfink (T, §4), blåsippa (T, §9), gråsiska (T, §4), gråspett (T, §4), järpe (T, §4), kransmossa (T), linnea (T), ormbär (T), skogsstjärna (T), spillkråka (T, §4), tjäder (T, §4), tofsmes (T, §4) och vitsippa (T).</w:t>
       </w:r>
     </w:p>
     <w:p>
@@ -3065,7 +3085,7 @@
     <w:r>
       <w:tab/>
       <w:tab/>
-      <w:t>2026-10-07</w:t>
+      <w:t>2026-10-08</w:t>
       <w:br/>
       <w:br/>
     </w:r>

--- a/tillsyn/A 53849-2022 tillsynsbegäran.docx
+++ b/tillsyn/A 53849-2022 tillsynsbegäran.docx
@@ -3085,7 +3085,7 @@
     <w:r>
       <w:tab/>
       <w:tab/>
-      <w:t>2026-10-08</w:t>
+      <w:t>2026-10-09</w:t>
       <w:br/>
       <w:br/>
     </w:r>

--- a/tillsyn/A 53849-2022 tillsynsbegäran.docx
+++ b/tillsyn/A 53849-2022 tillsynsbegäran.docx
@@ -3085,7 +3085,7 @@
     <w:r>
       <w:tab/>
       <w:tab/>
-      <w:t>2026-10-09</w:t>
+      <w:t>2026-10-10</w:t>
       <w:br/>
       <w:br/>
     </w:r>

--- a/tillsyn/A 53849-2022 tillsynsbegäran.docx
+++ b/tillsyn/A 53849-2022 tillsynsbegäran.docx
@@ -3085,7 +3085,7 @@
     <w:r>
       <w:tab/>
       <w:tab/>
-      <w:t>2026-10-10</w:t>
+      <w:t>2026-10-11</w:t>
       <w:br/>
       <w:br/>
     </w:r>

--- a/tillsyn/A 53849-2022 tillsynsbegäran.docx
+++ b/tillsyn/A 53849-2022 tillsynsbegäran.docx
@@ -3085,7 +3085,7 @@
     <w:r>
       <w:tab/>
       <w:tab/>
-      <w:t>2026-10-11</w:t>
+      <w:t>2026-10-12</w:t>
       <w:br/>
       <w:br/>
     </w:r>

--- a/tillsyn/A 53849-2022 tillsynsbegäran.docx
+++ b/tillsyn/A 53849-2022 tillsynsbegäran.docx
@@ -3085,7 +3085,7 @@
     <w:r>
       <w:tab/>
       <w:tab/>
-      <w:t>2026-10-12</w:t>
+      <w:t>2026-10-13</w:t>
       <w:br/>
       <w:br/>
     </w:r>

--- a/tillsyn/A 53849-2022 tillsynsbegäran.docx
+++ b/tillsyn/A 53849-2022 tillsynsbegäran.docx
@@ -3085,7 +3085,7 @@
     <w:r>
       <w:tab/>
       <w:tab/>
-      <w:t>2026-10-13</w:t>
+      <w:t>2026-10-14</w:t>
       <w:br/>
       <w:br/>
     </w:r>

--- a/tillsyn/A 53849-2022 tillsynsbegäran.docx
+++ b/tillsyn/A 53849-2022 tillsynsbegäran.docx
@@ -3085,7 +3085,7 @@
     <w:r>
       <w:tab/>
       <w:tab/>
-      <w:t>2026-10-14</w:t>
+      <w:t>2026-10-15</w:t>
       <w:br/>
       <w:br/>
     </w:r>

--- a/tillsyn/A 53849-2022 tillsynsbegäran.docx
+++ b/tillsyn/A 53849-2022 tillsynsbegäran.docx
@@ -3085,7 +3085,7 @@
     <w:r>
       <w:tab/>
       <w:tab/>
-      <w:t>2026-10-15</w:t>
+      <w:t>2026-10-16</w:t>
       <w:br/>
       <w:br/>
     </w:r>

--- a/tillsyn/A 53849-2022 tillsynsbegäran.docx
+++ b/tillsyn/A 53849-2022 tillsynsbegäran.docx
@@ -3085,7 +3085,7 @@
     <w:r>
       <w:tab/>
       <w:tab/>
-      <w:t>2026-10-16</w:t>
+      <w:t>2026-10-17</w:t>
       <w:br/>
       <w:br/>
     </w:r>

--- a/tillsyn/A 53849-2022 tillsynsbegäran.docx
+++ b/tillsyn/A 53849-2022 tillsynsbegäran.docx
@@ -3085,7 +3085,7 @@
     <w:r>
       <w:tab/>
       <w:tab/>
-      <w:t>2026-10-17</w:t>
+      <w:t>2026-10-18</w:t>
       <w:br/>
       <w:br/>
     </w:r>

--- a/tillsyn/A 53849-2022 tillsynsbegäran.docx
+++ b/tillsyn/A 53849-2022 tillsynsbegäran.docx
@@ -3085,7 +3085,7 @@
     <w:r>
       <w:tab/>
       <w:tab/>
-      <w:t>2026-10-18</w:t>
+      <w:t>2026-10-19</w:t>
       <w:br/>
       <w:br/>
     </w:r>

--- a/tillsyn/A 53849-2022 tillsynsbegäran.docx
+++ b/tillsyn/A 53849-2022 tillsynsbegäran.docx
@@ -3085,7 +3085,7 @@
     <w:r>
       <w:tab/>
       <w:tab/>
-      <w:t>2026-10-19</w:t>
+      <w:t>2026-10-20</w:t>
       <w:br/>
       <w:br/>
     </w:r>

--- a/tillsyn/A 53849-2022 tillsynsbegäran.docx
+++ b/tillsyn/A 53849-2022 tillsynsbegäran.docx
@@ -3085,7 +3085,7 @@
     <w:r>
       <w:tab/>
       <w:tab/>
-      <w:t>2026-10-20</w:t>
+      <w:t>2026-10-21</w:t>
       <w:br/>
       <w:br/>
     </w:r>

--- a/tillsyn/A 53849-2022 tillsynsbegäran.docx
+++ b/tillsyn/A 53849-2022 tillsynsbegäran.docx
@@ -3085,7 +3085,7 @@
     <w:r>
       <w:tab/>
       <w:tab/>
-      <w:t>2026-10-21</w:t>
+      <w:t>2026-10-22</w:t>
       <w:br/>
       <w:br/>
     </w:r>

--- a/tillsyn/A 53849-2022 tillsynsbegäran.docx
+++ b/tillsyn/A 53849-2022 tillsynsbegäran.docx
@@ -3085,7 +3085,7 @@
     <w:r>
       <w:tab/>
       <w:tab/>
-      <w:t>2026-10-22</w:t>
+      <w:t>2026-10-23</w:t>
       <w:br/>
       <w:br/>
     </w:r>

--- a/tillsyn/A 53849-2022 tillsynsbegäran.docx
+++ b/tillsyn/A 53849-2022 tillsynsbegäran.docx
@@ -3085,7 +3085,7 @@
     <w:r>
       <w:tab/>
       <w:tab/>
-      <w:t>2026-10-23</w:t>
+      <w:t>2026-10-24</w:t>
       <w:br/>
       <w:br/>
     </w:r>

--- a/tillsyn/A 53849-2022 tillsynsbegäran.docx
+++ b/tillsyn/A 53849-2022 tillsynsbegäran.docx
@@ -3085,7 +3085,7 @@
     <w:r>
       <w:tab/>
       <w:tab/>
-      <w:t>2026-10-24</w:t>
+      <w:t>2026-10-25</w:t>
       <w:br/>
       <w:br/>
     </w:r>

--- a/tillsyn/A 53849-2022 tillsynsbegäran.docx
+++ b/tillsyn/A 53849-2022 tillsynsbegäran.docx
@@ -3085,7 +3085,7 @@
     <w:r>
       <w:tab/>
       <w:tab/>
-      <w:t>2026-10-25</w:t>
+      <w:t>2026-10-26</w:t>
       <w:br/>
       <w:br/>
     </w:r>

--- a/tillsyn/A 53849-2022 tillsynsbegäran.docx
+++ b/tillsyn/A 53849-2022 tillsynsbegäran.docx
@@ -3085,7 +3085,7 @@
     <w:r>
       <w:tab/>
       <w:tab/>
-      <w:t>2026-10-26</w:t>
+      <w:t>2026-10-27</w:t>
       <w:br/>
       <w:br/>
     </w:r>

--- a/tillsyn/A 53849-2022 tillsynsbegäran.docx
+++ b/tillsyn/A 53849-2022 tillsynsbegäran.docx
@@ -3085,7 +3085,7 @@
     <w:r>
       <w:tab/>
       <w:tab/>
-      <w:t>2026-10-27</w:t>
+      <w:t>2026-10-28</w:t>
       <w:br/>
       <w:br/>
     </w:r>

--- a/tillsyn/A 53849-2022 tillsynsbegäran.docx
+++ b/tillsyn/A 53849-2022 tillsynsbegäran.docx
@@ -3085,7 +3085,7 @@
     <w:r>
       <w:tab/>
       <w:tab/>
-      <w:t>2026-10-28</w:t>
+      <w:t>2026-10-29</w:t>
       <w:br/>
       <w:br/>
     </w:r>

--- a/tillsyn/A 53849-2022 tillsynsbegäran.docx
+++ b/tillsyn/A 53849-2022 tillsynsbegäran.docx
@@ -22,7 +22,7 @@
       <w:r>
         <w:drawing>
           <wp:inline xmlns:a="http://schemas.openxmlformats.org/drawingml/2006/main" xmlns:pic="http://schemas.openxmlformats.org/drawingml/2006/picture">
-            <wp:extent cx="5486400" cy="4507980"/>
+            <wp:extent cx="5486400" cy="4507934"/>
             <wp:docPr id="1" name="Picture 1"/>
             <wp:cNvGraphicFramePr>
               <a:graphicFrameLocks noChangeAspect="1"/>
@@ -43,7 +43,7 @@
                   <pic:spPr>
                     <a:xfrm>
                       <a:off x="0" y="0"/>
-                      <a:ext cx="5486400" cy="4507980"/>
+                      <a:ext cx="5486400" cy="4507934"/>
                     </a:xfrm>
                     <a:prstGeom prst="rect"/>
                   </pic:spPr>
@@ -65,7 +65,7 @@
     </w:p>
     <w:p>
       <w:r>
-        <w:t>I och inom 25 meter från avverkningsanmälan finns fynd av 63 naturvårdsarter, varav 30 är rödlistade, 23 är fridlysta, 38 är typiska (T) och 13 är signalarter (S): garnlav (VU, T), gräddporing (VU, T), gränsticka (VU, T), grönfink (VU, §4), knärot (VU, T, §8), doftskinn (NT, T), dropptaggsvamp (NT, T), duvhök (NT, §4), gropticka (NT, T), grönhjon (NT), hängticka (NT), kattfotslav (NT, T), kådvaxskinn (NT), kötticka (NT), lavskrika (NT, T, §4), luddfingersvamp (NT), lunglav (NT, T), mindre hackspett (NT, T, §4), motaggsvamp (NT, T), rosenticka (NT, T), rynkskinn (NT, T), skogshare (NT), tallkötticka (NT), tallticka (NT, T), talltita (NT, §4), tretåig hackspett (NT, T, §4), ullticka (NT, T), vaddporing (NT), violettgrå tagellav (NT, T), vitgrynig nållav (NT), bollvitmossa (S, T), bronshjon (S, T), mindre märgborre (S, T), norrlandslav (S, T), nästlav (S, T), rödgul trumpetsvamp (S), sotriska (S), svavelriska (S), thomsons trägnagare (S), trådticka (S, T), tvåblad (S, §8), vedticka (S, T), vågbandad barkbock (S), bergfink (T, §4), blåsippa (T, §9), gråsiska (T, §4), gråspett (T, §4), järpe (T, §4), kransmossa (T), linnea (T), ormbär (T), skogsstjärna (T), spillkråka (T, §4), tjäder (T, §4), tofsmes (T, §4), vitsippa (T), grönsiska (§4), kungsfågel (§4), vanlig groda (§6), fläcknycklar (§8), nattviol (§8), gullviva (§9) och revlummer (§9). Se Figur 1.</w:t>
+        <w:t>I och inom 25 meter från avverkningsanmälan finns fynd av 64 naturvårdsarter, varav 30 är rödlistade, 23 är fridlysta, 39 är typiska (T) och 13 är signalarter (S): garnlav (VU, T), gräddporing (VU, T), gränsticka (VU, T), grönfink (VU, §4), knärot (VU, T, §8), doftskinn (NT, T), dropptaggsvamp (NT, T), duvhök (NT, §4), gropticka (NT, T), grönhjon (NT), hängticka (NT), kattfotslav (NT, T), kådvaxskinn (NT), kötticka (NT), lavskrika (NT, T, §4), luddfingersvamp (NT), lunglav (NT, T), mindre hackspett (NT, T, §4), motaggsvamp (NT, T), rosenticka (NT, T), rynkskinn (NT, T), skogshare (NT), tallkötticka (NT), tallticka (NT, T), talltita (NT, §4), tretåig hackspett (NT, T, §4), ullticka (NT, T), vaddporing (NT), violettgrå tagellav (NT, T), vitgrynig nållav (NT), bollvitmossa (S, T), bronshjon (S, T), mindre märgborre (S, T), norrlandslav (S, T), nästlav (S, T), rödgul trumpetsvamp (S), sotriska (S), svavelriska (S), thomsons trägnagare (S), trådticka (S, T), tvåblad (S, §8), vedticka (S, T), vågbandad barkbock (S), bergfink (T, §4), blåsippa (T, §9), ekorrbär (T), gråsiska (T, §4), gråspett (T, §4), järpe (T, §4), kransmossa (T), linnea (T), ormbär (T), skogsstjärna (T), spillkråka (T, §4), tjäder (T, §4), tofsmes (T, §4), vitsippa (T), grönsiska (§4), kungsfågel (§4), vanlig groda (§6), fläcknycklar (§8), nattviol (§8), gullviva (§9) och revlummer (§9). Se Figur 1.</w:t>
       </w:r>
     </w:p>
     <w:p>
@@ -1050,6 +1050,26 @@
         <w:rPr>
           <w:b/>
         </w:rPr>
+        <w:t xml:space="preserve">Ekorrbär </w:t>
+      </w:r>
+      <w:r>
+        <w:t xml:space="preserve">är typisk art för </w:t>
+      </w:r>
+      <w:r>
+        <w:rPr>
+          <w:i/>
+        </w:rPr>
+        <w:t xml:space="preserve">9190 Näringsfattig ekskog </w:t>
+      </w:r>
+      <w:r>
+        <w:t>(SLU Artdatabanken, 2025).</w:t>
+      </w:r>
+    </w:p>
+    <w:p>
+      <w:r>
+        <w:rPr>
+          <w:b/>
+        </w:rPr>
         <w:t>Gråsiska (§4)</w:t>
       </w:r>
       <w:r>
@@ -1367,7 +1387,7 @@
     </w:p>
     <w:p>
       <w:r>
-        <w:t>Följande typiska arter har sina livsmiljöer och växtplatser i den avverkningsanmälda skogen: garnlav (VU, T), gräddporing (VU, T), gränsticka (VU, T), knärot (VU, T, §8), doftskinn (NT, T), dropptaggsvamp (NT, T), gropticka (NT, T), kattfotslav (NT, T), lavskrika (NT, T, §4), lunglav (NT, T), mindre hackspett (NT, T, §4), motaggsvamp (NT, T), rosenticka (NT, T), rynkskinn (NT, T), tallticka (NT, T), tretåig hackspett (NT, T, §4), ullticka (NT, T), violettgrå tagellav (NT, T), bollvitmossa (S, T), bronshjon (S, T), mindre märgborre (S, T), norrlandslav (S, T), nästlav (S, T), trådticka (S, T), vedticka (S, T), bergfink (T, §4), blåsippa (T, §9), gråsiska (T, §4), gråspett (T, §4), järpe (T, §4), kransmossa (T), linnea (T), ormbär (T), skogsstjärna (T), spillkråka (T, §4), tjäder (T, §4), tofsmes (T, §4) och vitsippa (T).</w:t>
+        <w:t>Följande typiska arter har sina livsmiljöer och växtplatser i den avverkningsanmälda skogen: garnlav (VU, T), gräddporing (VU, T), gränsticka (VU, T), knärot (VU, T, §8), doftskinn (NT, T), dropptaggsvamp (NT, T), gropticka (NT, T), kattfotslav (NT, T), lavskrika (NT, T, §4), lunglav (NT, T), mindre hackspett (NT, T, §4), motaggsvamp (NT, T), rosenticka (NT, T), rynkskinn (NT, T), tallticka (NT, T), tretåig hackspett (NT, T, §4), ullticka (NT, T), violettgrå tagellav (NT, T), bollvitmossa (S, T), bronshjon (S, T), mindre märgborre (S, T), norrlandslav (S, T), nästlav (S, T), trådticka (S, T), vedticka (S, T), bergfink (T, §4), blåsippa (T, §9), ekorrbär (T), gråsiska (T, §4), gråspett (T, §4), järpe (T, §4), kransmossa (T), linnea (T), ormbär (T), skogsstjärna (T), spillkråka (T, §4), tjäder (T, §4), tofsmes (T, §4) och vitsippa (T).</w:t>
       </w:r>
     </w:p>
     <w:p>
@@ -3085,7 +3105,7 @@
     <w:r>
       <w:tab/>
       <w:tab/>
-      <w:t>2026-10-29</w:t>
+      <w:t>2026-10-31</w:t>
       <w:br/>
       <w:br/>
     </w:r>
